--- a/docs/deliverables/期末报告.docx
+++ b/docs/deliverables/期末报告.docx
@@ -230,7 +230,7 @@
           <w:b w:val="0"/>
           <w:sz w:val="24"/>
         </w:rPr>
-        <w:t>完成时间：2026年9月4日</w:t>
+        <w:t>完成时间：2026年9月7日</w:t>
       </w:r>
     </w:p>
     <w:p>
@@ -292,7 +292,7 @@
           <w:b w:val="0"/>
           <w:sz w:val="24"/>
         </w:rPr>
-        <w:t>选题1：上海地铁数据分析及可视化。项目名称为“沪上流动”。本稿根据2026年9月4日实际数据处理、程序运行和测试结果生成；学号及另一台物理电脑的断网验收尚待补齐。</w:t>
+        <w:t>选题1：上海地铁数据分析及可视化。项目名称为“沪上流动”。本稿根据2026年9月7日实际数据处理、程序运行和测试结果生成；学号及另一台物理电脑的断网验收尚待补齐。</w:t>
       </w:r>
     </w:p>
     <w:p>
@@ -357,6 +357,7 @@
       <w:tr>
         <w:trPr>
           <w:tblHeader/>
+          <w:cantSplit/>
         </w:trPr>
         <w:tc>
           <w:tcPr>
@@ -436,6 +437,9 @@
         </w:tc>
       </w:tr>
       <w:tr>
+        <w:trPr>
+          <w:cantSplit/>
+        </w:trPr>
         <w:tc>
           <w:tcPr>
             <w:tcW w:type="dxa" w:w="1100"/>
@@ -514,6 +518,9 @@
         </w:tc>
       </w:tr>
       <w:tr>
+        <w:trPr>
+          <w:cantSplit/>
+        </w:trPr>
         <w:tc>
           <w:tcPr>
             <w:tcW w:type="dxa" w:w="1100"/>
@@ -592,6 +599,9 @@
         </w:tc>
       </w:tr>
       <w:tr>
+        <w:trPr>
+          <w:cantSplit/>
+        </w:trPr>
         <w:tc>
           <w:tcPr>
             <w:tcW w:type="dxa" w:w="1100"/>
@@ -670,6 +680,9 @@
         </w:tc>
       </w:tr>
       <w:tr>
+        <w:trPr>
+          <w:cantSplit/>
+        </w:trPr>
         <w:tc>
           <w:tcPr>
             <w:tcW w:type="dxa" w:w="1100"/>
@@ -810,6 +823,7 @@
       <w:tr>
         <w:trPr>
           <w:tblHeader/>
+          <w:cantSplit/>
         </w:trPr>
         <w:tc>
           <w:tcPr>
@@ -870,6 +884,9 @@
         </w:tc>
       </w:tr>
       <w:tr>
+        <w:trPr>
+          <w:cantSplit/>
+        </w:trPr>
         <w:tc>
           <w:tcPr>
             <w:tcW w:type="dxa" w:w="2768"/>
@@ -929,6 +946,9 @@
         </w:tc>
       </w:tr>
       <w:tr>
+        <w:trPr>
+          <w:cantSplit/>
+        </w:trPr>
         <w:tc>
           <w:tcPr>
             <w:tcW w:type="dxa" w:w="2768"/>
@@ -988,6 +1008,9 @@
         </w:tc>
       </w:tr>
       <w:tr>
+        <w:trPr>
+          <w:cantSplit/>
+        </w:trPr>
         <w:tc>
           <w:tcPr>
             <w:tcW w:type="dxa" w:w="2768"/>
@@ -1047,6 +1070,9 @@
         </w:tc>
       </w:tr>
       <w:tr>
+        <w:trPr>
+          <w:cantSplit/>
+        </w:trPr>
         <w:tc>
           <w:tcPr>
             <w:tcW w:type="dxa" w:w="2768"/>
@@ -1106,6 +1132,9 @@
         </w:tc>
       </w:tr>
       <w:tr>
+        <w:trPr>
+          <w:cantSplit/>
+        </w:trPr>
         <w:tc>
           <w:tcPr>
             <w:tcW w:type="dxa" w:w="2768"/>
@@ -1165,6 +1194,9 @@
         </w:tc>
       </w:tr>
       <w:tr>
+        <w:trPr>
+          <w:cantSplit/>
+        </w:trPr>
         <w:tc>
           <w:tcPr>
             <w:tcW w:type="dxa" w:w="2768"/>
@@ -1224,6 +1256,9 @@
         </w:tc>
       </w:tr>
       <w:tr>
+        <w:trPr>
+          <w:cantSplit/>
+        </w:trPr>
         <w:tc>
           <w:tcPr>
             <w:tcW w:type="dxa" w:w="2768"/>
@@ -1356,6 +1391,26 @@
           <w:sz w:val="24"/>
         </w:rPr>
         <w:t>辅助表包括302行站点资料、123行日历以及2,952行小时天气。数据按CC BY 4.0说明保留来源与署名。站名沿用发布方英文名称，不自行猜译；经纬度和邻接关系用于离线站点地理图，连接线不代表轨道精确走向。天气是城市代表点的观测或再分析资料，不能解释为逐站天气。表3给出字段字典。</w:t>
+      </w:r>
+    </w:p>
+    <w:p>
+      <w:pPr/>
+      <w:r>
+        <w:rPr>
+          <w:rFonts w:ascii="Times New Roman" w:hAnsi="Times New Roman" w:eastAsia="宋体"/>
+          <w:sz w:val="24"/>
+        </w:rPr>
+        <w:t>补充的2017上海POI原文件为1,625,290行、14列、296,820,575字节。名称、地址、区县、一级类型和坐标完整；电话缺失较多但不参与分析。按名称、地址、经纬度和细分类识别370条候选重复记录，排除四类地图标注后保留1,303,199个功能POI。原始文件不入仓库和代码ZIP，只随项目分发302站的汇总指标和质量记录。</w:t>
+      </w:r>
+    </w:p>
+    <w:p>
+      <w:pPr/>
+      <w:r>
+        <w:rPr>
+          <w:rFonts w:ascii="Times New Roman" w:hAnsi="Times New Roman" w:eastAsia="宋体"/>
+          <w:sz w:val="24"/>
+        </w:rPr>
+        <w:t>POI坐标按高德体系视为GCJ-02，MetroFlow站点为WGS84。转换前，站点到最近“地铁站”POI的中位距离为476.3米；转换后为15.7米，302站中298站在300米内匹配。花桥、光明路位于昆山，不在上海POI覆盖范围内。该核验用于证明站点圈计算建立在统一坐标上。</w:t>
       </w:r>
     </w:p>
     <w:p>
@@ -1389,6 +1444,7 @@
       <w:tr>
         <w:trPr>
           <w:tblHeader/>
+          <w:cantSplit/>
         </w:trPr>
         <w:tc>
           <w:tcPr>
@@ -1449,6 +1505,9 @@
         </w:tc>
       </w:tr>
       <w:tr>
+        <w:trPr>
+          <w:cantSplit/>
+        </w:trPr>
         <w:tc>
           <w:tcPr>
             <w:tcW w:type="dxa" w:w="2850"/>
@@ -1508,6 +1567,9 @@
         </w:tc>
       </w:tr>
       <w:tr>
+        <w:trPr>
+          <w:cantSplit/>
+        </w:trPr>
         <w:tc>
           <w:tcPr>
             <w:tcW w:type="dxa" w:w="2850"/>
@@ -1567,6 +1629,9 @@
         </w:tc>
       </w:tr>
       <w:tr>
+        <w:trPr>
+          <w:cantSplit/>
+        </w:trPr>
         <w:tc>
           <w:tcPr>
             <w:tcW w:type="dxa" w:w="2850"/>
@@ -1626,6 +1691,9 @@
         </w:tc>
       </w:tr>
       <w:tr>
+        <w:trPr>
+          <w:cantSplit/>
+        </w:trPr>
         <w:tc>
           <w:tcPr>
             <w:tcW w:type="dxa" w:w="2850"/>
@@ -1685,6 +1753,9 @@
         </w:tc>
       </w:tr>
       <w:tr>
+        <w:trPr>
+          <w:cantSplit/>
+        </w:trPr>
         <w:tc>
           <w:tcPr>
             <w:tcW w:type="dxa" w:w="2850"/>
@@ -1744,6 +1815,9 @@
         </w:tc>
       </w:tr>
       <w:tr>
+        <w:trPr>
+          <w:cantSplit/>
+        </w:trPr>
         <w:tc>
           <w:tcPr>
             <w:tcW w:type="dxa" w:w="2850"/>
@@ -1803,6 +1877,9 @@
         </w:tc>
       </w:tr>
       <w:tr>
+        <w:trPr>
+          <w:cantSplit/>
+        </w:trPr>
         <w:tc>
           <w:tcPr>
             <w:tcW w:type="dxa" w:w="2850"/>
@@ -1862,6 +1939,9 @@
         </w:tc>
       </w:tr>
       <w:tr>
+        <w:trPr>
+          <w:cantSplit/>
+        </w:trPr>
         <w:tc>
           <w:tcPr>
             <w:tcW w:type="dxa" w:w="2850"/>
@@ -1921,6 +2001,9 @@
         </w:tc>
       </w:tr>
       <w:tr>
+        <w:trPr>
+          <w:cantSplit/>
+        </w:trPr>
         <w:tc>
           <w:tcPr>
             <w:tcW w:type="dxa" w:w="2850"/>
@@ -1980,6 +2063,9 @@
         </w:tc>
       </w:tr>
       <w:tr>
+        <w:trPr>
+          <w:cantSplit/>
+        </w:trPr>
         <w:tc>
           <w:tcPr>
             <w:tcW w:type="dxa" w:w="2850"/>
@@ -2039,6 +2125,9 @@
         </w:tc>
       </w:tr>
       <w:tr>
+        <w:trPr>
+          <w:cantSplit/>
+        </w:trPr>
         <w:tc>
           <w:tcPr>
             <w:tcW w:type="dxa" w:w="2850"/>
@@ -2093,6 +2182,147 @@
                 <w:sz w:val="21"/>
               </w:rPr>
               <w:t>小时温度与降雨，汇总为日均温度/日总雨量</w:t>
+            </w:r>
+          </w:p>
+        </w:tc>
+      </w:tr>
+      <w:tr>
+        <w:trPr>
+          <w:cantSplit/>
+        </w:trPr>
+        <w:tc>
+          <w:tcPr>
+            <w:tcW w:type="dxa" w:w="2850"/>
+          </w:tcPr>
+          <w:p>
+            <w:r>
+              <w:rPr>
+                <w:rFonts w:ascii="Times New Roman" w:hAnsi="Times New Roman" w:eastAsia="宋体"/>
+                <w:sz w:val="21"/>
+              </w:rPr>
+              <w:t>NAME / ADDRESS / COUNTY</w:t>
+            </w:r>
+          </w:p>
+        </w:tc>
+        <w:tc>
+          <w:tcPr>
+            <w:tcW w:type="dxa" w:w="1600"/>
+          </w:tcPr>
+          <w:p>
+            <w:r>
+              <w:rPr>
+                <w:rFonts w:ascii="Times New Roman" w:hAnsi="Times New Roman" w:eastAsia="宋体"/>
+                <w:sz w:val="21"/>
+              </w:rPr>
+              <w:t>文本</w:t>
+            </w:r>
+          </w:p>
+        </w:tc>
+        <w:tc>
+          <w:tcPr>
+            <w:tcW w:type="dxa" w:w="3856"/>
+          </w:tcPr>
+          <w:p>
+            <w:r>
+              <w:rPr>
+                <w:rFonts w:ascii="Times New Roman" w:hAnsi="Times New Roman" w:eastAsia="宋体"/>
+                <w:sz w:val="21"/>
+              </w:rPr>
+              <w:t>POI名称、地址和区县；用于清洗与说明</w:t>
+            </w:r>
+          </w:p>
+        </w:tc>
+      </w:tr>
+      <w:tr>
+        <w:trPr>
+          <w:cantSplit/>
+        </w:trPr>
+        <w:tc>
+          <w:tcPr>
+            <w:tcW w:type="dxa" w:w="2850"/>
+          </w:tcPr>
+          <w:p>
+            <w:r>
+              <w:rPr>
+                <w:rFonts w:ascii="Times New Roman" w:hAnsi="Times New Roman" w:eastAsia="宋体"/>
+                <w:sz w:val="21"/>
+              </w:rPr>
+              <w:t>LON / LAT</w:t>
+            </w:r>
+          </w:p>
+        </w:tc>
+        <w:tc>
+          <w:tcPr>
+            <w:tcW w:type="dxa" w:w="1600"/>
+          </w:tcPr>
+          <w:p>
+            <w:r>
+              <w:rPr>
+                <w:rFonts w:ascii="Times New Roman" w:hAnsi="Times New Roman" w:eastAsia="宋体"/>
+                <w:sz w:val="21"/>
+              </w:rPr>
+              <w:t>经纬度</w:t>
+            </w:r>
+          </w:p>
+        </w:tc>
+        <w:tc>
+          <w:tcPr>
+            <w:tcW w:type="dxa" w:w="3856"/>
+          </w:tcPr>
+          <w:p>
+            <w:r>
+              <w:rPr>
+                <w:rFonts w:ascii="Times New Roman" w:hAnsi="Times New Roman" w:eastAsia="宋体"/>
+                <w:sz w:val="21"/>
+              </w:rPr>
+              <w:t>POI的GCJ-02坐标；站点转换后计算直线距离</w:t>
+            </w:r>
+          </w:p>
+        </w:tc>
+      </w:tr>
+      <w:tr>
+        <w:trPr>
+          <w:cantSplit/>
+        </w:trPr>
+        <w:tc>
+          <w:tcPr>
+            <w:tcW w:type="dxa" w:w="2850"/>
+          </w:tcPr>
+          <w:p>
+            <w:r>
+              <w:rPr>
+                <w:rFonts w:ascii="Times New Roman" w:hAnsi="Times New Roman" w:eastAsia="宋体"/>
+                <w:sz w:val="21"/>
+              </w:rPr>
+              <w:t>BASETYPE / CATEGORY</w:t>
+            </w:r>
+          </w:p>
+        </w:tc>
+        <w:tc>
+          <w:tcPr>
+            <w:tcW w:type="dxa" w:w="1600"/>
+          </w:tcPr>
+          <w:p>
+            <w:r>
+              <w:rPr>
+                <w:rFonts w:ascii="Times New Roman" w:hAnsi="Times New Roman" w:eastAsia="宋体"/>
+                <w:sz w:val="21"/>
+              </w:rPr>
+              <w:t>类别</w:t>
+            </w:r>
+          </w:p>
+        </w:tc>
+        <w:tc>
+          <w:tcPr>
+            <w:tcW w:type="dxa" w:w="3856"/>
+          </w:tcPr>
+          <w:p>
+            <w:r>
+              <w:rPr>
+                <w:rFonts w:ascii="Times New Roman" w:hAnsi="Times New Roman" w:eastAsia="宋体"/>
+                <w:sz w:val="21"/>
+              </w:rPr>
+              <w:t>POI一级类型和细分类；归并为九个功能组</w:t>
             </w:r>
           </w:p>
         </w:tc>
@@ -2204,6 +2434,7 @@
       <w:tr>
         <w:trPr>
           <w:tblHeader/>
+          <w:cantSplit/>
         </w:trPr>
         <w:tc>
           <w:tcPr>
@@ -2264,6 +2495,9 @@
         </w:tc>
       </w:tr>
       <w:tr>
+        <w:trPr>
+          <w:cantSplit/>
+        </w:trPr>
         <w:tc>
           <w:tcPr>
             <w:tcW w:type="dxa" w:w="2350"/>
@@ -2323,6 +2557,9 @@
         </w:tc>
       </w:tr>
       <w:tr>
+        <w:trPr>
+          <w:cantSplit/>
+        </w:trPr>
         <w:tc>
           <w:tcPr>
             <w:tcW w:type="dxa" w:w="2350"/>
@@ -2382,6 +2619,9 @@
         </w:tc>
       </w:tr>
       <w:tr>
+        <w:trPr>
+          <w:cantSplit/>
+        </w:trPr>
         <w:tc>
           <w:tcPr>
             <w:tcW w:type="dxa" w:w="2350"/>
@@ -2441,6 +2681,9 @@
         </w:tc>
       </w:tr>
       <w:tr>
+        <w:trPr>
+          <w:cantSplit/>
+        </w:trPr>
         <w:tc>
           <w:tcPr>
             <w:tcW w:type="dxa" w:w="2350"/>
@@ -2500,6 +2743,9 @@
         </w:tc>
       </w:tr>
       <w:tr>
+        <w:trPr>
+          <w:cantSplit/>
+        </w:trPr>
         <w:tc>
           <w:tcPr>
             <w:tcW w:type="dxa" w:w="2350"/>
@@ -2559,22 +2805,20 @@
         </w:tc>
       </w:tr>
       <w:tr>
+        <w:trPr>
+          <w:cantSplit/>
+        </w:trPr>
         <w:tc>
           <w:tcPr>
             <w:tcW w:type="dxa" w:w="2350"/>
           </w:tcPr>
           <w:p>
-            <w:pPr>
-              <w:spacing w:line="320" w:lineRule="exact" w:after="40"/>
-              <w:ind w:firstLine="0"/>
-            </w:pPr>
-            <w:r>
-              <w:rPr>
-                <w:rFonts w:ascii="Times New Roman" w:hAnsi="Times New Roman" w:eastAsia="宋体"/>
-                <w:b w:val="0"/>
-                <w:sz w:val="21"/>
-              </w:rPr>
-              <w:t>F 哪些站曲线相似？</w:t>
+            <w:r>
+              <w:rPr>
+                <w:rFonts w:ascii="Times New Roman" w:hAnsi="Times New Roman" w:eastAsia="宋体"/>
+                <w:sz w:val="21"/>
+              </w:rPr>
+              <w:t>F 周边功能与客流如何对应？</w:t>
             </w:r>
           </w:p>
         </w:tc>
@@ -2583,6 +2827,49 @@
             <w:tcW w:type="dxa" w:w="3350"/>
           </w:tcPr>
           <w:p>
+            <w:r>
+              <w:rPr>
+                <w:rFonts w:ascii="Times New Roman" w:hAnsi="Times New Roman" w:eastAsia="宋体"/>
+                <w:sz w:val="21"/>
+              </w:rPr>
+              <w:t>1公里POI散点、四分位、构成差和偏离站点</w:t>
+            </w:r>
+          </w:p>
+        </w:tc>
+        <w:tc>
+          <w:tcPr>
+            <w:tcW w:type="dxa" w:w="2606"/>
+          </w:tcPr>
+          <w:p>
+            <w:r>
+              <w:t>6.9，图11</w:t>
+            </w:r>
+          </w:p>
+        </w:tc>
+      </w:tr>
+      <w:tr>
+        <w:trPr>
+          <w:cantSplit/>
+        </w:trPr>
+        <w:tc>
+          <w:tcPr>
+            <w:tcW w:type="dxa" w:w="2350"/>
+          </w:tcPr>
+          <w:p>
+            <w:r>
+              <w:rPr>
+                <w:rFonts w:ascii="Times New Roman" w:hAnsi="Times New Roman" w:eastAsia="宋体"/>
+                <w:sz w:val="21"/>
+              </w:rPr>
+              <w:t>G 哪些站曲线相似？</w:t>
+            </w:r>
+          </w:p>
+        </w:tc>
+        <w:tc>
+          <w:tcPr>
+            <w:tcW w:type="dxa" w:w="3350"/>
+          </w:tcPr>
+          <w:p>
             <w:pPr>
               <w:spacing w:line="320" w:lineRule="exact" w:after="40"/>
               <w:ind w:firstLine="0"/>
@@ -2602,16 +2889,7 @@
             <w:tcW w:type="dxa" w:w="2606"/>
           </w:tcPr>
           <w:p>
-            <w:pPr>
-              <w:spacing w:line="320" w:lineRule="exact" w:after="40"/>
-              <w:ind w:firstLine="0"/>
-            </w:pPr>
-            <w:r>
-              <w:rPr>
-                <w:rFonts w:ascii="Times New Roman" w:hAnsi="Times New Roman" w:eastAsia="宋体"/>
-                <w:b w:val="0"/>
-                <w:sz w:val="21"/>
-              </w:rPr>
+            <w:r>
               <w:t>6.6，图7—8</w:t>
             </w:r>
           </w:p>
@@ -2630,7 +2908,7 @@
           <w:b w:val="0"/>
           <w:sz w:val="24"/>
         </w:rPr>
-        <w:t>功能模块结构为：沪上流动 → 项目概览、时间规律、站点空间、出行模式、天气关联、数据质量与说明；出行模式下设进出方向、出行构成、站点聚类。共同能力为日期、日期类型、站点及方向筛选，当前结果CSV导出和图表PNG导出。</w:t>
+        <w:t>功能模块结构为：沪上流动 → 项目概览、时间规律、站点空间、出行模式、天气关联、POI与客流、数据质量；出行模式下设进出方向、出行构成、站点聚类。共同能力为日期、日期类型、站点及方向筛选，当前结果CSV导出和图表PNG导出。</w:t>
       </w:r>
     </w:p>
     <w:p>
@@ -2704,7 +2982,7 @@
           <w:b w:val="0"/>
           <w:sz w:val="24"/>
         </w:rPr>
-        <w:t>程序按职责拆成data_processing、analysis、clustering、charts四个模块，app.py组织页面，prepare_data.py负责一次性数据准备，launch.py负责本地启动。这样既能把统计函数单独测试，也便于在答辩中从输入追踪到图表，避免把数据处理藏在页面代码里。</w:t>
+        <w:t>程序按职责拆成data_processing、poi_processing、analysis、clustering、charts五个模块，app.py组织页面，prepare_data.py负责客流数据准备，prepare_poi_data.py负责POI分块清洗与站点圈汇总，launch.py负责本地启动。这样既能把统计函数单独测试，也便于在答辩中从输入追踪到图表，避免把数据处理藏在页面代码里。</w:t>
       </w:r>
     </w:p>
     <w:p>
@@ -2824,45 +3102,34 @@
     <w:p>
       <w:pPr>
         <w:pStyle w:val="2"/>
-        <w:keepNext/>
-        <w:spacing w:line="400" w:lineRule="exact" w:before="240" w:after="120"/>
-        <w:ind w:firstLine="0"/>
-      </w:pPr>
-      <w:r>
-        <w:rPr>
-          <w:rFonts w:ascii="Times New Roman" w:hAnsi="Times New Roman" w:eastAsia="黑体"/>
+      </w:pPr>
+      <w:r>
+        <w:rPr>
+          <w:rFonts w:ascii="Times New Roman" w:hAnsi="Times New Roman" w:eastAsia="宋体"/>
           <w:b/>
           <w:sz w:val="24"/>
         </w:rPr>
-        <w:t>5.3 聚类方案与评价</w:t>
-      </w:r>
-    </w:p>
-    <w:p>
-      <w:pPr>
-        <w:spacing w:line="400" w:lineRule="exact" w:after="0"/>
-        <w:ind w:firstLine="480"/>
-      </w:pPr>
-      <w:r>
-        <w:rPr>
-          <w:rFonts w:ascii="Times New Roman" w:hAnsi="Times New Roman" w:eastAsia="宋体"/>
-          <w:b w:val="0"/>
+        <w:t>5.3 POI站点圈与关联方案</w:t>
+      </w:r>
+    </w:p>
+    <w:p>
+      <w:pPr/>
+      <w:r>
+        <w:rPr>
+          <w:rFonts w:ascii="Times New Roman" w:hAnsi="Times New Roman" w:eastAsia="宋体"/>
           <w:sz w:val="24"/>
         </w:rPr>
-        <w:t>聚类输入为每站的工作日/非工作日、06—22时、进/出站平均曲线，共2×17×2=68项。每种日类型的34项除以该类型全天进出总量，让模型重点比较形状，规模另用排名解释。全部302站具备有效输入。KMeans便于用平均曲线解释分组；固定random_state=42、n_init=10帮助复现，界面不暴露这些开发参数。</w:t>
-      </w:r>
-    </w:p>
-    <w:p>
-      <w:pPr>
-        <w:spacing w:line="400" w:lineRule="exact" w:after="0"/>
-        <w:ind w:firstLine="480"/>
-      </w:pPr>
-      <w:r>
-        <w:rPr>
-          <w:rFonts w:ascii="Times New Roman" w:hAnsi="Times New Roman" w:eastAsia="宋体"/>
-          <w:b w:val="0"/>
+        <w:t>站点先从WGS84转换到GCJ-02，再用球面距离建立500米和1公里圆形站点圈。功能分析剔除地名地址、通行、室内和道路附属设施，剩余POI归为九组。每站计算POI数量、每平方公里密度、主要功能占比和归一化Shannon多样性；站点圈允许重叠，所以不能把各站数量相加解释为城市总量。</w:t>
+      </w:r>
+    </w:p>
+    <w:p>
+      <w:pPr/>
+      <w:r>
+        <w:rPr>
+          <w:rFonts w:ascii="Times New Roman" w:hAnsi="Times New Roman" w:eastAsia="宋体"/>
           <w:sz w:val="24"/>
         </w:rPr>
-        <w:t>以分3组为初始参照，比较2、3、4、5组，选择轮廓系数最高者；同分时选择较小组数。评价是在同一批四个月数据上的内部评价，不设虚假的分类标签，不使用准确率、F1或回归指标，也不声称存在独立测试集的预测效果。组号没有大小优劣含义。代表站按到本组平均曲线的距离选择，仅用于帮助解释。</w:t>
+        <w:t>关联分析用Spearman秩相关降低极端大站对线性关系的影响，并以固定随机种子的600次站点重复抽样给出95%区间。随后按POI密度四等分比较客流中位数，比较客流最高与最低四分之一站点的功能构成占比，并检查客流百分位与POI百分位的差值。连续关系、分组差异和偏离站点共同解释结果；这些方法仍不能识别因果。</w:t>
       </w:r>
     </w:p>
     <w:p>
@@ -2873,12 +3140,46 @@
         <w:ind w:firstLine="0"/>
       </w:pPr>
       <w:r>
-        <w:rPr>
-          <w:rFonts w:ascii="Times New Roman" w:hAnsi="Times New Roman" w:eastAsia="黑体"/>
-          <w:b/>
+        <w:t>5.4 聚类方案与评价</w:t>
+      </w:r>
+    </w:p>
+    <w:p>
+      <w:pPr>
+        <w:spacing w:line="400" w:lineRule="exact" w:after="0"/>
+        <w:ind w:firstLine="480"/>
+      </w:pPr>
+      <w:r>
+        <w:rPr>
+          <w:rFonts w:ascii="Times New Roman" w:hAnsi="Times New Roman" w:eastAsia="宋体"/>
+          <w:b w:val="0"/>
           <w:sz w:val="24"/>
         </w:rPr>
-        <w:t>5.4 交互、异常处理和交付</w:t>
+        <w:t>聚类输入为每站的工作日/非工作日、06—22时、进/出站平均曲线，共2×17×2=68项。每种日类型的34项除以该类型全天进出总量，让模型重点比较形状，规模另用排名解释。全部302站具备有效输入。KMeans便于用平均曲线解释分组；固定random_state=42、n_init=10帮助复现，界面不暴露这些开发参数。</w:t>
+      </w:r>
+    </w:p>
+    <w:p>
+      <w:pPr>
+        <w:spacing w:line="400" w:lineRule="exact" w:after="0"/>
+        <w:ind w:firstLine="480"/>
+      </w:pPr>
+      <w:r>
+        <w:rPr>
+          <w:rFonts w:ascii="Times New Roman" w:hAnsi="Times New Roman" w:eastAsia="宋体"/>
+          <w:b w:val="0"/>
+          <w:sz w:val="24"/>
+        </w:rPr>
+        <w:t>以分3组为初始参照，比较2、3、4、5组，选择轮廓系数最高者；同分时选择较小组数。评价是在同一批四个月数据上的内部评价，不设虚假的分类标签，不使用准确率、F1或回归指标，也不声称存在独立测试集的预测效果。组号没有大小优劣含义。代表站按到本组平均曲线的距离选择，仅用于帮助解释。</w:t>
+      </w:r>
+    </w:p>
+    <w:p>
+      <w:pPr>
+        <w:pStyle w:val="2"/>
+        <w:keepNext/>
+        <w:spacing w:line="400" w:lineRule="exact" w:before="240" w:after="120"/>
+        <w:ind w:firstLine="0"/>
+      </w:pPr>
+      <w:r>
+        <w:t>5.5 交互、异常处理和交付</w:t>
       </w:r>
     </w:p>
     <w:p>
@@ -2936,7 +3237,7 @@
           <w:b w:val="0"/>
           <w:sz w:val="24"/>
         </w:rPr>
-        <w:t>以下结果均来自本次真实处理。除明确说明外，范围为2017-05-01至2017-08-31、全部302站、117个有效日期、进站人次。图1—图10为浏览器实际运行截图，截图与源图保存在附件。计数缺损日不参与正常统计，且不会在趋势图中被当作正常低谷连接。</w:t>
+        <w:t>以下结果均来自本次真实处理。除明确说明外，范围为2017-05-01至2017-08-31、全部302站、117个有效日期、进站人次。图1—图11为浏览器实际运行截图，截图与源图保存在附件。计数缺损日不参与正常统计，且不会在趋势图中被当作正常低谷连接。</w:t>
       </w:r>
     </w:p>
     <w:p>
@@ -3630,7 +3931,7 @@
           <w:b w:val="0"/>
           <w:sz w:val="24"/>
         </w:rPr>
-        <w:t>进入数据质量与说明，如图9，可查看原始行数、字段数、有效日期和六个缺损日。清洗前后的规模及排除原因可由quality.json和prepare_data.py复核。保留异常日的展示，是为了让使用者理解数据边界，避免只展示“干净”的最终曲线而无法解释为什么少了6天。</w:t>
+        <w:t>进入数据质量，如图9，可查看原始行数、字段数、有效日期和六个缺损日。清洗前后的规模及排除原因可由quality.json和prepare_data.py复核。保留异常日的展示，是为了让使用者理解数据边界，避免只展示“干净”的最终曲线而无法解释为什么少了6天。</w:t>
       </w:r>
     </w:p>
     <w:p>
@@ -3788,7 +4089,102 @@
           <w:b w:val="0"/>
           <w:sz w:val="24"/>
         </w:rPr>
-        <w:t>自动化测试覆盖清洗异常、重复冲突、合法零值、天气完整性、均值分母、峰段边界、构成比例、六页和三个模式、站点筛选及空结果。真实浏览器检查补充了地图、日期坐标及页面交互。开发机中文与空格新目录的运行检查属于移目录验证，不能替代另一台物理电脑的断网测试。正式异机验收需在Windows 10/11 x64、无预装Python、普通权限及断网条件下完成六页和导出，并补拍S12。</w:t>
+        <w:t>自动化测试覆盖清洗异常、重复冲突、合法零值、天气完整性、均值分母、峰段边界、构成比例、七页和三个模式、站点筛选及空结果。真实浏览器检查补充了地图、日期坐标及页面交互。开发机中文与空格新目录的运行检查属于移目录验证，不能替代另一台物理电脑的断网测试。正式异机验收需在Windows 10/11 x64、无预装Python、普通权限及断网条件下完成七页和导出，并补拍S13。</w:t>
+      </w:r>
+    </w:p>
+    <w:p>
+      <w:pPr>
+        <w:pStyle w:val="2"/>
+      </w:pPr>
+      <w:r>
+        <w:rPr>
+          <w:rFonts w:ascii="Times New Roman" w:hAnsi="Times New Roman" w:eastAsia="宋体"/>
+          <w:b/>
+          <w:sz w:val="24"/>
+        </w:rPr>
+        <w:t>6.9 增补问题F：站点周边POI与客流</w:t>
+      </w:r>
+    </w:p>
+    <w:p>
+      <w:pPr/>
+      <w:r>
+        <w:rPr>
+          <w:rFonts w:ascii="Times New Roman" w:hAnsi="Times New Roman" w:eastAsia="宋体"/>
+          <w:sz w:val="24"/>
+        </w:rPr>
+        <w:t>进入POI与客流页，如图11。302站的1公里功能POI数中位数为3,382.5，人民广场最高为13,801；花桥和光明路因位于昆山且不在上海POI文件范围内为0。站点圈POI数与日均进站客流的Spearman系数为0.627，600次重复抽样95%区间为0.539—0.698，说明正向关联在重抽样中较稳定。POI密度最高四分之一站点的客流中位数为最低四分之一的3.30倍。</w:t>
+      </w:r>
+    </w:p>
+    <w:p>
+      <w:pPr/>
+      <w:r>
+        <w:rPr>
+          <w:rFonts w:ascii="Times New Roman" w:hAnsi="Times New Roman" w:eastAsia="宋体"/>
+          <w:sz w:val="24"/>
+        </w:rPr>
+        <w:t>功能多样性与客流的相关系数只有0.092，95%区间约为−0.022—0.212，区间跨0，因此不能据此声称功能越多样客流越高。高客流站相对低客流站的就业金融和餐饮占比分别高约4.36和2.52个百分点，购物和居住商务占比分别低约4.96和2.71个百分点。占比差只描述样本构成，不表示这些功能直接改变了客流。</w:t>
+      </w:r>
+    </w:p>
+    <w:p>
+      <w:pPr/>
+      <w:r>
+        <w:rPr>
+          <w:rFonts w:ascii="Times New Roman" w:hAnsi="Times New Roman" w:eastAsia="宋体"/>
+          <w:sz w:val="24"/>
+        </w:rPr>
+        <w:t>排名偏离提供了个体层面的补充：虹桥火车站、徐泾东、沈杜公路、泗泾和佘山的客流排名明显高于POI排名；上海自然博物馆、漕溪路、衡山路、外高桥保税区北和东宝兴路则相反。前一类提示换乘枢纽、线路位置等因素，后一类提示设施密集并不必然对应同等客流。站点圈为直线距离且会重叠，POI为2017年静态快照，结果不用于因果推断或规划预测。</w:t>
+      </w:r>
+    </w:p>
+    <w:p>
+      <w:pPr>
+        <w:spacing w:before="60" w:after="60" w:line="240" w:lineRule="auto"/>
+        <w:jc w:val="center"/>
+      </w:pPr>
+      <w:r>
+        <w:drawing>
+          <wp:inline xmlns:a="http://schemas.openxmlformats.org/drawingml/2006/main" xmlns:pic="http://schemas.openxmlformats.org/drawingml/2006/picture">
+            <wp:extent cx="5303520" cy="4419600"/>
+            <wp:docPr id="11" name="Picture 11"/>
+            <wp:cNvGraphicFramePr>
+              <a:graphicFrameLocks noChangeAspect="1"/>
+            </wp:cNvGraphicFramePr>
+            <a:graphic>
+              <a:graphicData uri="http://schemas.openxmlformats.org/drawingml/2006/picture">
+                <pic:pic>
+                  <pic:nvPicPr>
+                    <pic:cNvPr id="0" name="S12-poi-analysis-top.png"/>
+                    <pic:cNvPicPr/>
+                  </pic:nvPicPr>
+                  <pic:blipFill>
+                    <a:blip r:embed="rId30"/>
+                    <a:stretch>
+                      <a:fillRect/>
+                    </a:stretch>
+                  </pic:blipFill>
+                  <pic:spPr>
+                    <a:xfrm>
+                      <a:off x="0" y="0"/>
+                      <a:ext cx="5303520" cy="4419600"/>
+                    </a:xfrm>
+                    <a:prstGeom prst="rect"/>
+                  </pic:spPr>
+                </pic:pic>
+              </a:graphicData>
+            </a:graphic>
+          </wp:inline>
+        </w:drawing>
+      </w:r>
+    </w:p>
+    <w:p>
+      <w:pPr>
+        <w:jc w:val="center"/>
+      </w:pPr>
+      <w:r>
+        <w:rPr>
+          <w:rFonts w:ascii="Times New Roman" w:hAnsi="Times New Roman" w:eastAsia="宋体"/>
+          <w:sz w:val="21"/>
+        </w:rPr>
+        <w:t>图11　POI密度、站点圈分布与客流分组比较</w:t>
       </w:r>
     </w:p>
     <w:p>
@@ -3799,12 +4195,7 @@
         <w:ind w:firstLine="0"/>
       </w:pPr>
       <w:r>
-        <w:rPr>
-          <w:rFonts w:ascii="Times New Roman" w:hAnsi="Times New Roman" w:eastAsia="黑体"/>
-          <w:b/>
-          <w:sz w:val="24"/>
-        </w:rPr>
-        <w:t>6.9 课程要求与证据对应</w:t>
+        <w:t>6.10 课程要求与证据对应</w:t>
       </w:r>
     </w:p>
     <w:p>
@@ -3853,22 +4244,14 @@
       <w:tr>
         <w:trPr>
           <w:tblHeader/>
+          <w:cantSplit/>
         </w:trPr>
         <w:tc>
           <w:tcPr>
             <w:tcW w:type="dxa" w:w="2000"/>
           </w:tcPr>
           <w:p>
-            <w:pPr>
-              <w:spacing w:line="320" w:lineRule="exact" w:after="40"/>
-              <w:ind w:firstLine="0"/>
-            </w:pPr>
-            <w:r>
-              <w:rPr>
-                <w:rFonts w:ascii="Times New Roman" w:hAnsi="Times New Roman" w:eastAsia="宋体"/>
-                <w:b/>
-                <w:sz w:val="21"/>
-              </w:rPr>
+            <w:r>
               <w:t>课程/用户要求</w:t>
             </w:r>
           </w:p>
@@ -3932,6 +4315,9 @@
         </w:tc>
       </w:tr>
       <w:tr>
+        <w:trPr>
+          <w:cantSplit/>
+        </w:trPr>
         <w:tc>
           <w:tcPr>
             <w:tcW w:type="dxa" w:w="2000"/>
@@ -3975,16 +4361,7 @@
             <w:tcW w:type="dxa" w:w="1500"/>
           </w:tcPr>
           <w:p>
-            <w:pPr>
-              <w:spacing w:line="320" w:lineRule="exact" w:after="40"/>
-              <w:ind w:firstLine="0"/>
-            </w:pPr>
-            <w:r>
-              <w:rPr>
-                <w:rFonts w:ascii="Times New Roman" w:hAnsi="Times New Roman" w:eastAsia="宋体"/>
-                <w:b w:val="0"/>
-                <w:sz w:val="21"/>
-              </w:rPr>
+            <w:r>
               <w:t>3、5.1、6.7</w:t>
             </w:r>
           </w:p>
@@ -4010,6 +4387,9 @@
         </w:tc>
       </w:tr>
       <w:tr>
+        <w:trPr>
+          <w:cantSplit/>
+        </w:trPr>
         <w:tc>
           <w:tcPr>
             <w:tcW w:type="dxa" w:w="2000"/>
@@ -4088,6 +4468,9 @@
         </w:tc>
       </w:tr>
       <w:tr>
+        <w:trPr>
+          <w:cantSplit/>
+        </w:trPr>
         <w:tc>
           <w:tcPr>
             <w:tcW w:type="dxa" w:w="2000"/>
@@ -4166,6 +4549,9 @@
         </w:tc>
       </w:tr>
       <w:tr>
+        <w:trPr>
+          <w:cantSplit/>
+        </w:trPr>
         <w:tc>
           <w:tcPr>
             <w:tcW w:type="dxa" w:w="2000"/>
@@ -4244,6 +4630,9 @@
         </w:tc>
       </w:tr>
       <w:tr>
+        <w:trPr>
+          <w:cantSplit/>
+        </w:trPr>
         <w:tc>
           <w:tcPr>
             <w:tcW w:type="dxa" w:w="2000"/>
@@ -4322,6 +4711,9 @@
         </w:tc>
       </w:tr>
       <w:tr>
+        <w:trPr>
+          <w:cantSplit/>
+        </w:trPr>
         <w:tc>
           <w:tcPr>
             <w:tcW w:type="dxa" w:w="2000"/>
@@ -4365,17 +4757,8 @@
             <w:tcW w:type="dxa" w:w="1500"/>
           </w:tcPr>
           <w:p>
-            <w:pPr>
-              <w:spacing w:line="320" w:lineRule="exact" w:after="40"/>
-              <w:ind w:firstLine="0"/>
-            </w:pPr>
-            <w:r>
-              <w:rPr>
-                <w:rFonts w:ascii="Times New Roman" w:hAnsi="Times New Roman" w:eastAsia="宋体"/>
-                <w:b w:val="0"/>
-                <w:sz w:val="21"/>
-              </w:rPr>
-              <w:t>5.3、6.6</w:t>
+            <w:r>
+              <w:t>5.4、6.6</w:t>
             </w:r>
           </w:p>
         </w:tc>
@@ -4400,6 +4783,9 @@
         </w:tc>
       </w:tr>
       <w:tr>
+        <w:trPr>
+          <w:cantSplit/>
+        </w:trPr>
         <w:tc>
           <w:tcPr>
             <w:tcW w:type="dxa" w:w="2000"/>
@@ -4478,6 +4864,9 @@
         </w:tc>
       </w:tr>
       <w:tr>
+        <w:trPr>
+          <w:cantSplit/>
+        </w:trPr>
         <w:tc>
           <w:tcPr>
             <w:tcW w:type="dxa" w:w="2000"/>
@@ -4512,7 +4901,7 @@
                 <w:b w:val="0"/>
                 <w:sz w:val="21"/>
               </w:rPr>
-              <w:t>六页筛选、CSV/PNG</w:t>
+              <w:t>七页筛选、CSV/PNG</w:t>
             </w:r>
           </w:p>
         </w:tc>
@@ -4521,16 +4910,7 @@
             <w:tcW w:type="dxa" w:w="1500"/>
           </w:tcPr>
           <w:p>
-            <w:pPr>
-              <w:spacing w:line="320" w:lineRule="exact" w:after="40"/>
-              <w:ind w:firstLine="0"/>
-            </w:pPr>
-            <w:r>
-              <w:rPr>
-                <w:rFonts w:ascii="Times New Roman" w:hAnsi="Times New Roman" w:eastAsia="宋体"/>
-                <w:b w:val="0"/>
-                <w:sz w:val="21"/>
-              </w:rPr>
+            <w:r>
               <w:t>4、6.8</w:t>
             </w:r>
           </w:p>
@@ -4540,22 +4920,20 @@
             <w:tcW w:type="dxa" w:w="2656"/>
           </w:tcPr>
           <w:p>
-            <w:pPr>
-              <w:spacing w:line="320" w:lineRule="exact" w:after="40"/>
-              <w:ind w:firstLine="0"/>
-            </w:pPr>
-            <w:r>
-              <w:rPr>
-                <w:rFonts w:ascii="Times New Roman" w:hAnsi="Times New Roman" w:eastAsia="宋体"/>
-                <w:b w:val="0"/>
-                <w:sz w:val="21"/>
-              </w:rPr>
-              <w:t>图1—10、测试记录</w:t>
+            <w:r>
+              <w:rPr>
+                <w:rFonts w:ascii="Times New Roman" w:hAnsi="Times New Roman" w:eastAsia="宋体"/>
+                <w:sz w:val="21"/>
+              </w:rPr>
+              <w:t>图1—11、测试记录</w:t>
             </w:r>
           </w:p>
         </w:tc>
       </w:tr>
       <w:tr>
+        <w:trPr>
+          <w:cantSplit/>
+        </w:trPr>
         <w:tc>
           <w:tcPr>
             <w:tcW w:type="dxa" w:w="2000"/>
@@ -4599,17 +4977,8 @@
             <w:tcW w:type="dxa" w:w="1500"/>
           </w:tcPr>
           <w:p>
-            <w:pPr>
-              <w:spacing w:line="320" w:lineRule="exact" w:after="40"/>
-              <w:ind w:firstLine="0"/>
-            </w:pPr>
-            <w:r>
-              <w:rPr>
-                <w:rFonts w:ascii="Times New Roman" w:hAnsi="Times New Roman" w:eastAsia="宋体"/>
-                <w:b w:val="0"/>
-                <w:sz w:val="21"/>
-              </w:rPr>
-              <w:t>2、5.4、6.8</w:t>
+            <w:r>
+              <w:t>2、5.5、6.8</w:t>
             </w:r>
           </w:p>
         </w:tc>
@@ -4634,6 +5003,9 @@
         </w:tc>
       </w:tr>
       <w:tr>
+        <w:trPr>
+          <w:cantSplit/>
+        </w:trPr>
         <w:tc>
           <w:tcPr>
             <w:tcW w:type="dxa" w:w="2000"/>
@@ -4677,17 +5049,8 @@
             <w:tcW w:type="dxa" w:w="1500"/>
           </w:tcPr>
           <w:p>
-            <w:pPr>
-              <w:spacing w:line="320" w:lineRule="exact" w:after="40"/>
-              <w:ind w:firstLine="0"/>
-            </w:pPr>
-            <w:r>
-              <w:rPr>
-                <w:rFonts w:ascii="Times New Roman" w:hAnsi="Times New Roman" w:eastAsia="宋体"/>
-                <w:b w:val="0"/>
-                <w:sz w:val="21"/>
-              </w:rPr>
-              <w:t>5.4</w:t>
+            <w:r>
+              <w:t>5.5</w:t>
             </w:r>
           </w:p>
         </w:tc>
@@ -4712,6 +5075,70 @@
         </w:tc>
       </w:tr>
       <w:tr>
+        <w:trPr>
+          <w:cantSplit/>
+        </w:trPr>
+        <w:tc>
+          <w:tcPr>
+            <w:tcW w:type="dxa" w:w="2000"/>
+          </w:tcPr>
+          <w:p>
+            <w:r>
+              <w:rPr>
+                <w:rFonts w:ascii="Times New Roman" w:hAnsi="Times New Roman" w:eastAsia="宋体"/>
+                <w:sz w:val="21"/>
+              </w:rPr>
+              <w:t>用户增补：POI分析</w:t>
+            </w:r>
+          </w:p>
+        </w:tc>
+        <w:tc>
+          <w:tcPr>
+            <w:tcW w:type="dxa" w:w="2150"/>
+          </w:tcPr>
+          <w:p>
+            <w:r>
+              <w:rPr>
+                <w:rFonts w:ascii="Times New Roman" w:hAnsi="Times New Roman" w:eastAsia="宋体"/>
+                <w:sz w:val="21"/>
+              </w:rPr>
+              <w:t>坐标校正、站点圈、相关区间、分组和偏离</w:t>
+            </w:r>
+          </w:p>
+        </w:tc>
+        <w:tc>
+          <w:tcPr>
+            <w:tcW w:type="dxa" w:w="1500"/>
+          </w:tcPr>
+          <w:p>
+            <w:r>
+              <w:rPr>
+                <w:rFonts w:ascii="Times New Roman" w:hAnsi="Times New Roman" w:eastAsia="宋体"/>
+                <w:sz w:val="21"/>
+              </w:rPr>
+              <w:t>3、5.3、6.9</w:t>
+            </w:r>
+          </w:p>
+        </w:tc>
+        <w:tc>
+          <w:tcPr>
+            <w:tcW w:type="dxa" w:w="2656"/>
+          </w:tcPr>
+          <w:p>
+            <w:r>
+              <w:rPr>
+                <w:rFonts w:ascii="Times New Roman" w:hAnsi="Times New Roman" w:eastAsia="宋体"/>
+                <w:sz w:val="21"/>
+              </w:rPr>
+              <w:t>图11、POI质量JSON和导出表</w:t>
+            </w:r>
+          </w:p>
+        </w:tc>
+      </w:tr>
+      <w:tr>
+        <w:trPr>
+          <w:cantSplit/>
+        </w:trPr>
         <w:tc>
           <w:tcPr>
             <w:tcW w:type="dxa" w:w="2000"/>
@@ -4818,7 +5245,7 @@
           <w:b w:val="0"/>
           <w:sz w:val="24"/>
         </w:rPr>
-        <w:t>实际使用OpenAI Codex。用户首先要求以课程原文为约束进行需求审讯，确认题目1、四人团队、相同工作量和Windows拷贝即用；随后要求剔除不适合本科答辩的复杂参数；最后于2026年9月4日发出“开始按计划书执行”。该授权触发本次开发。需求旧版、精简反馈图、开发前对话副本、首版代码及首次失败日志均有保留。</w:t>
+        <w:t>实际使用OpenAI Codex。用户首先要求以课程原文为约束进行需求审讯，确认题目1、四人团队、相同工作量和Windows拷贝即用；随后要求剔除不适合本科答辩的复杂参数；于2026年9月4日发出“开始按计划书执行”，9月7日继续要求整合分支、增补POI并适度加深分析。该授权触发本次开发。需求旧版、精简反馈图、开发前对话副本、首版代码及首次失败日志均有保留。</w:t>
       </w:r>
     </w:p>
     <w:p>
@@ -4832,7 +5259,7 @@
           <w:b w:val="0"/>
           <w:sz w:val="24"/>
         </w:rPr>
-        <w:t>首版地图因合并时产生重复站名列而失败，后改为只按ID合并指标；首次真实浏览器检查发现日期热力图的短日期被自动当作年份，后明确使用分类日期轴；分组代表站改为选择接近平均曲线的站点。AI生成代码并未直接被当作正确结果，修复后重新运行测试与界面检查。详细Prompt、前后差异及日志见《AI辅助过程附件》。</w:t>
+        <w:t>首版地图因合并时产生重复站名列而失败；POI初算又发现坐标存在系统偏移，后改为只按ID合并指标；POI站点经纬度统一转换后，用地铁站POI验证偏移从476.3米降至15.7米；首次真实浏览器检查发现日期热力图的短日期被自动当作年份，后明确使用分类日期轴；分组代表站改为选择接近平均曲线的站点。AI生成代码并未直接被当作正确结果，修复后重新运行测试与界面检查。详细Prompt、前后差异及日志见《AI辅助过程附件》。</w:t>
       </w:r>
     </w:p>
     <w:p>
@@ -4876,7 +5303,7 @@
           <w:b w:val="0"/>
           <w:sz w:val="24"/>
         </w:rPr>
-        <w:t>项目把公开历史客流转为可离线运行的六页系统，完成清洗、时间与空间规律、进出方向、行程构成、天气关联及可解释聚类。主要特色是共同有效日期口径、离线地理图、曲线形态分组和清晰的质量说明；没有声称提出新算法。代码与演示环境分包，便于同时控制提交体积与降低现场运行门槛。</w:t>
+        <w:t>项目把公开历史客流转为可离线运行的七页系统，完成清洗、时间与空间规律、进出方向、行程构成、天气关联、POI站点圈关联及可解释聚类。主要特色是共同有效日期口径、离线地理图、曲线形态分组、POI坐标复核与置信区间，以及清晰的质量说明；没有声称提出新算法。代码与演示环境分包，便于同时控制提交体积与降低现场运行门槛。</w:t>
       </w:r>
     </w:p>
     <w:p>
@@ -4890,7 +5317,7 @@
           <w:b w:val="0"/>
           <w:sz w:val="24"/>
         </w:rPr>
-        <w:t>限制包括数据较早、覆盖时期较短、天气只有一个城市代表点、行程类别来自发布方推断、聚类缺少独立稳定性验证。进一步改进可以围绕独立时期复核、站点外部属性解释和真实使用测试展开。本次提交前还必须补齐学号、完成人员内容核验和另一台电脑的断网验收，并在Word中逐页检查版面。正式发送前核对[01]林睿信_吴旻昊_朱子墨_邢雨晨_地铁命名，截止2026年9月8日23:00；本次未发送邮件。</w:t>
+        <w:t>限制包括数据较早、覆盖时期较短、天气只有一个城市代表点、POI站点圈为直线距离且会重叠、行程类别来自发布方推断、聚类缺少独立稳定性验证。进一步改进可以围绕独立时期复核、站点外部属性解释和真实使用测试展开。本次提交前还必须补齐学号、完成人员内容核验和另一台电脑的断网验收，并在Word中逐页检查版面。正式发送前核对[01]林睿信_吴旻昊_朱子墨_邢雨晨_地铁命名，截止2026年9月8日23:00；本次未发送邮件。</w:t>
       </w:r>
     </w:p>
     <w:p>
